--- a/考试答案（2026）/考场一（98分）.docx
+++ b/考试答案（2026）/考场一（98分）.docx
@@ -25,7 +25,6 @@
       <w:pPr>
         <w:spacing w:line="240" w:lineRule="auto"/>
         <w:rPr>
-          <w:rFonts w:hint="eastAsia"/>
           <w:sz w:val="28"/>
           <w:szCs w:val="28"/>
         </w:rPr>
@@ -5538,7 +5537,6 @@
       <w:pPr>
         <w:spacing w:line="240" w:lineRule="auto"/>
         <w:rPr>
-          <w:rFonts w:hint="eastAsia"/>
           <w:sz w:val="28"/>
           <w:szCs w:val="28"/>
         </w:rPr>
